--- a/Lab05Report.docx
+++ b/Lab05Report.docx
@@ -138,7 +138,25 @@
           <w:sz w:val="24"/>
           <w:szCs w:val="24"/>
         </w:rPr>
-        <w:t>Spring 2026</w:t>
+        <w:t>Fall</w:t>
+      </w:r>
+      <w:r>
+        <w:rPr>
+          <w:rFonts w:ascii="Times New Roman" w:eastAsia="Times New Roman" w:hAnsi="Times New Roman"/>
+          <w:color w:val="000000"/>
+          <w:sz w:val="24"/>
+          <w:szCs w:val="24"/>
+        </w:rPr>
+        <w:t xml:space="preserve"> 202</w:t>
+      </w:r>
+      <w:r>
+        <w:rPr>
+          <w:rFonts w:ascii="Times New Roman" w:eastAsia="Times New Roman" w:hAnsi="Times New Roman"/>
+          <w:color w:val="000000"/>
+          <w:sz w:val="24"/>
+          <w:szCs w:val="24"/>
+        </w:rPr>
+        <w:t>6</w:t>
       </w:r>
     </w:p>
     <w:p>
@@ -252,8 +270,19 @@
           <w:sz w:val="24"/>
           <w:szCs w:val="24"/>
         </w:rPr>
-        <w:t>the functionality of my design if I implement one or more extra credit feature</w:t>
-      </w:r>
+        <w:t xml:space="preserve">the functionality of my design if I implement one or more extra credit </w:t>
+      </w:r>
+      <w:proofErr w:type="gramStart"/>
+      <w:r>
+        <w:rPr>
+          <w:rFonts w:ascii="Times New Roman" w:eastAsia="Times New Roman" w:hAnsi="Times New Roman"/>
+          <w:color w:val="000000"/>
+          <w:sz w:val="24"/>
+          <w:szCs w:val="24"/>
+        </w:rPr>
+        <w:t>feature</w:t>
+      </w:r>
+      <w:proofErr w:type="gramEnd"/>
       <w:r>
         <w:rPr>
           <w:rFonts w:ascii="Times New Roman" w:eastAsia="Times New Roman" w:hAnsi="Times New Roman"/>
@@ -1363,7 +1392,43 @@
           <w:sz w:val="24"/>
           <w:szCs w:val="24"/>
         </w:rPr>
-        <w:t>Calculate the data available and data required intervals in the SSI/DAC interface. Use these calculations to justify your choice of SSI frequency.</w:t>
+        <w:t>Calculate the data available and data required intervals in the S</w:t>
+      </w:r>
+      <w:r>
+        <w:rPr>
+          <w:rFonts w:ascii="Times New Roman" w:hAnsi="Times New Roman"/>
+          <w:color w:val="000000"/>
+          <w:sz w:val="24"/>
+          <w:szCs w:val="24"/>
+        </w:rPr>
+        <w:t>P</w:t>
+      </w:r>
+      <w:r>
+        <w:rPr>
+          <w:rFonts w:ascii="Times New Roman" w:hAnsi="Times New Roman"/>
+          <w:color w:val="000000"/>
+          <w:sz w:val="24"/>
+          <w:szCs w:val="24"/>
+        </w:rPr>
+        <w:t>I/DAC interface. Use these calculations to justify your choice of S</w:t>
+      </w:r>
+      <w:r>
+        <w:rPr>
+          <w:rFonts w:ascii="Times New Roman" w:hAnsi="Times New Roman"/>
+          <w:color w:val="000000"/>
+          <w:sz w:val="24"/>
+          <w:szCs w:val="24"/>
+        </w:rPr>
+        <w:t>P</w:t>
+      </w:r>
+      <w:r>
+        <w:rPr>
+          <w:rFonts w:ascii="Times New Roman" w:hAnsi="Times New Roman"/>
+          <w:color w:val="000000"/>
+          <w:sz w:val="24"/>
+          <w:szCs w:val="24"/>
+        </w:rPr>
+        <w:t>I frequency.</w:t>
       </w:r>
     </w:p>
     <w:p>
@@ -1396,7 +1461,43 @@
           <w:sz w:val="24"/>
           <w:szCs w:val="24"/>
         </w:rPr>
-        <w:t>Why did you use Freescale mode 1 and not mode 0 (bits 7,6 of SSI1_CR0_R)?</w:t>
+        <w:t xml:space="preserve">Why did you use Freescale mode 1 and not mode 0 (bits </w:t>
+      </w:r>
+      <w:r>
+        <w:rPr>
+          <w:rFonts w:ascii="Times New Roman" w:hAnsi="Times New Roman"/>
+          <w:color w:val="000000"/>
+          <w:sz w:val="24"/>
+          <w:szCs w:val="24"/>
+        </w:rPr>
+        <w:t>6.5</w:t>
+      </w:r>
+      <w:r>
+        <w:rPr>
+          <w:rFonts w:ascii="Times New Roman" w:hAnsi="Times New Roman"/>
+          <w:color w:val="000000"/>
+          <w:sz w:val="24"/>
+          <w:szCs w:val="24"/>
+        </w:rPr>
+        <w:t xml:space="preserve"> of </w:t>
+      </w:r>
+      <w:r>
+        <w:rPr>
+          <w:rFonts w:ascii="Times New Roman" w:hAnsi="Times New Roman"/>
+          <w:color w:val="000000"/>
+          <w:sz w:val="24"/>
+          <w:szCs w:val="24"/>
+        </w:rPr>
+        <w:t>CTL0</w:t>
+      </w:r>
+      <w:r>
+        <w:rPr>
+          <w:rFonts w:ascii="Times New Roman" w:hAnsi="Times New Roman"/>
+          <w:color w:val="000000"/>
+          <w:sz w:val="24"/>
+          <w:szCs w:val="24"/>
+        </w:rPr>
+        <w:t>)?</w:t>
       </w:r>
     </w:p>
     <w:p>
@@ -1840,7 +1941,23 @@
           <w:sz w:val="22"/>
           <w:szCs w:val="22"/>
         </w:rPr>
-        <w:t xml:space="preserve">The project will be developed using the TM4C123 board. There will be two or three switches that the operator will use to control the music player. The system will be built on a solderless breadboard and run on the usual USB power. The system may use </w:t>
+        <w:t xml:space="preserve">The project will be developed using the </w:t>
+      </w:r>
+      <w:r>
+        <w:rPr>
+          <w:rFonts w:ascii="Times New Roman" w:hAnsi="Times New Roman"/>
+          <w:sz w:val="22"/>
+          <w:szCs w:val="22"/>
+        </w:rPr>
+        <w:t>MSPM0</w:t>
+      </w:r>
+      <w:r>
+        <w:rPr>
+          <w:rFonts w:ascii="Times New Roman" w:hAnsi="Times New Roman"/>
+          <w:sz w:val="22"/>
+          <w:szCs w:val="22"/>
+        </w:rPr>
+        <w:t xml:space="preserve"> board. There will be two or three switches that the operator will use to control the music player. The system will be built on a solderless breadboard and run on the usual USB power. The system may use </w:t>
       </w:r>
       <w:r>
         <w:rPr>
@@ -2000,7 +2117,23 @@
           <w:szCs w:val="22"/>
         </w:rPr>
         <w:tab/>
-        <w:t xml:space="preserve">The system will use the TM4C123 board, a solderless breadboard, and the speaker as shown in Figure 5.1. It will be powered using the USB cable. You may use a +5V power from the lab bench, but please do not power the </w:t>
+        <w:t xml:space="preserve">The system will use the </w:t>
+      </w:r>
+      <w:r>
+        <w:rPr>
+          <w:rFonts w:ascii="Times New Roman" w:hAnsi="Times New Roman"/>
+          <w:sz w:val="22"/>
+          <w:szCs w:val="22"/>
+        </w:rPr>
+        <w:t xml:space="preserve">MSPM0 </w:t>
+      </w:r>
+      <w:r>
+        <w:rPr>
+          <w:rFonts w:ascii="Times New Roman" w:hAnsi="Times New Roman"/>
+          <w:sz w:val="22"/>
+          <w:szCs w:val="22"/>
+        </w:rPr>
+        <w:t xml:space="preserve">board, a solderless breadboard, and the speaker as shown in Figure 5.1. It will be powered using the USB cable. You may use a +5V power from the lab bench, but please do not power the </w:t>
       </w:r>
       <w:r>
         <w:rPr>
@@ -2215,7 +2348,6 @@
           <w:sz w:val="22"/>
           <w:szCs w:val="22"/>
         </w:rPr>
-        <w:lastRenderedPageBreak/>
         <w:t xml:space="preserve">  2.1. Functionality: What will the system do precisely?</w:t>
       </w:r>
     </w:p>
@@ -2237,7 +2369,26 @@
           <w:sz w:val="22"/>
           <w:szCs w:val="22"/>
         </w:rPr>
-        <w:t>If the operator presses the play/pause button the music will play or pause. If the operator presses the play/pause button once the music should pause. Hitting the play/pause again causes music to continue. The play/pause button does not restart from the beginning, rather it continues from the position it was paused. If the rewind button is pressed, the music stops and the next play operation will start from the beginning. There is a mode switch that allows the operator to control some aspect of the player. Possibilities include instrument, envelope</w:t>
+        <w:lastRenderedPageBreak/>
+        <w:t xml:space="preserve">If the operator presses the play/pause button the music will play or pause. If the operator presses the play/pause button once the music should pause. Hitting the play/pause again causes music to continue. The play/pause button does not restart from the beginning, rather it continues from the position it was paused. If the rewind button is pressed, the music stops and the next play operation will start from the beginning. There is a mode switch that allows the operator to control some </w:t>
+      </w:r>
+      <w:proofErr w:type="gramStart"/>
+      <w:r>
+        <w:rPr>
+          <w:rFonts w:ascii="Times New Roman" w:hAnsi="Times New Roman"/>
+          <w:sz w:val="22"/>
+          <w:szCs w:val="22"/>
+        </w:rPr>
+        <w:t>aspect</w:t>
+      </w:r>
+      <w:proofErr w:type="gramEnd"/>
+      <w:r>
+        <w:rPr>
+          <w:rFonts w:ascii="Times New Roman" w:hAnsi="Times New Roman"/>
+          <w:sz w:val="22"/>
+          <w:szCs w:val="22"/>
+        </w:rPr>
+        <w:t xml:space="preserve"> of the player. Possibilities include instrument, envelope</w:t>
       </w:r>
       <w:r>
         <w:rPr>
@@ -2262,7 +2413,27 @@
           <w:sz w:val="22"/>
           <w:szCs w:val="22"/>
         </w:rPr>
-        <w:t>(Note to students: if you use the internal switches you could rename the switches SW1 and SW2 to match the switches you use)</w:t>
+        <w:t xml:space="preserve">(Note to students: if you use the internal </w:t>
+      </w:r>
+      <w:proofErr w:type="gramStart"/>
+      <w:r>
+        <w:rPr>
+          <w:rFonts w:ascii="Times New Roman" w:hAnsi="Times New Roman"/>
+          <w:i/>
+          <w:sz w:val="22"/>
+          <w:szCs w:val="22"/>
+        </w:rPr>
+        <w:t>switches</w:t>
+      </w:r>
+      <w:proofErr w:type="gramEnd"/>
+      <w:r>
+        <w:rPr>
+          <w:rFonts w:ascii="Times New Roman" w:hAnsi="Times New Roman"/>
+          <w:i/>
+          <w:sz w:val="22"/>
+          <w:szCs w:val="22"/>
+        </w:rPr>
+        <w:t xml:space="preserve"> you could rename the switches SW1 and SW2 to match the switches you use)</w:t>
       </w:r>
       <w:r>
         <w:rPr>
@@ -2301,6 +2472,7 @@
         </w:rPr>
         <w:t xml:space="preserve">There must be a C data structure to hold the music. There must be a music driver that plays songs. The length of the song should be at least 30 seconds and comprise of at least 8 different frequencies. Although you will be playing only one song, the song data itself will be stored in a separate place and be easy to change. The player runs in the background using interrupts. The foreground (main) initializes the player, then executes </w:t>
       </w:r>
+      <w:proofErr w:type="gramStart"/>
       <w:r>
         <w:rPr>
           <w:rFonts w:ascii="Times New Roman" w:hAnsi="Times New Roman"/>
@@ -2308,15 +2480,43 @@
           <w:sz w:val="22"/>
           <w:szCs w:val="22"/>
         </w:rPr>
-        <w:t>while(1){}</w:t>
-      </w:r>
-      <w:r>
-        <w:rPr>
-          <w:rFonts w:ascii="Times New Roman" w:hAnsi="Times New Roman"/>
-          <w:sz w:val="22"/>
-          <w:szCs w:val="22"/>
-        </w:rPr>
-        <w:t xml:space="preserve"> do nothing loop. If you wish to include LCD output, this output should occur in the foreground. The maximum time to execute one instance of the ISR is xxxx </w:t>
+        <w:t>while(1){</w:t>
+      </w:r>
+      <w:proofErr w:type="gramEnd"/>
+      <w:r>
+        <w:rPr>
+          <w:rFonts w:ascii="Times New Roman" w:hAnsi="Times New Roman"/>
+          <w:b/>
+          <w:sz w:val="22"/>
+          <w:szCs w:val="22"/>
+        </w:rPr>
+        <w:t>}</w:t>
+      </w:r>
+      <w:r>
+        <w:rPr>
+          <w:rFonts w:ascii="Times New Roman" w:hAnsi="Times New Roman"/>
+          <w:sz w:val="22"/>
+          <w:szCs w:val="22"/>
+        </w:rPr>
+        <w:t xml:space="preserve"> do nothing loop. If you wish to include LCD output, this output should occur in the foreground. The maximum time to execute one instance of the ISR is </w:t>
+      </w:r>
+      <w:proofErr w:type="spellStart"/>
+      <w:r>
+        <w:rPr>
+          <w:rFonts w:ascii="Times New Roman" w:hAnsi="Times New Roman"/>
+          <w:sz w:val="22"/>
+          <w:szCs w:val="22"/>
+        </w:rPr>
+        <w:t>xxxx</w:t>
+      </w:r>
+      <w:proofErr w:type="spellEnd"/>
+      <w:r>
+        <w:rPr>
+          <w:rFonts w:ascii="Times New Roman" w:hAnsi="Times New Roman"/>
+          <w:sz w:val="22"/>
+          <w:szCs w:val="22"/>
+        </w:rPr>
+        <w:t xml:space="preserve"> </w:t>
       </w:r>
       <w:r>
         <w:rPr>
@@ -2325,16 +2525,9 @@
           <w:sz w:val="22"/>
           <w:szCs w:val="22"/>
         </w:rPr>
-        <w:t>(note to students: replace the xxxx with the performance measure of your solution).</w:t>
-      </w:r>
-      <w:r>
-        <w:rPr>
-          <w:rFonts w:ascii="Times New Roman" w:hAnsi="Times New Roman"/>
-          <w:sz w:val="22"/>
-          <w:szCs w:val="22"/>
-        </w:rPr>
-        <w:t xml:space="preserve"> The maximum sampling jitter is yyyy </w:t>
-      </w:r>
+        <w:t xml:space="preserve">(note to students: replace the </w:t>
+      </w:r>
+      <w:proofErr w:type="spellStart"/>
       <w:r>
         <w:rPr>
           <w:rFonts w:ascii="Times New Roman" w:hAnsi="Times New Roman"/>
@@ -2342,7 +2535,72 @@
           <w:sz w:val="22"/>
           <w:szCs w:val="22"/>
         </w:rPr>
-        <w:t>(note to students: replace the yyyy with the performance measure of your solution).</w:t>
+        <w:t>xxxx</w:t>
+      </w:r>
+      <w:proofErr w:type="spellEnd"/>
+      <w:r>
+        <w:rPr>
+          <w:rFonts w:ascii="Times New Roman" w:hAnsi="Times New Roman"/>
+          <w:i/>
+          <w:sz w:val="22"/>
+          <w:szCs w:val="22"/>
+        </w:rPr>
+        <w:t xml:space="preserve"> with the performance measure of your solution).</w:t>
+      </w:r>
+      <w:r>
+        <w:rPr>
+          <w:rFonts w:ascii="Times New Roman" w:hAnsi="Times New Roman"/>
+          <w:sz w:val="22"/>
+          <w:szCs w:val="22"/>
+        </w:rPr>
+        <w:t xml:space="preserve"> The maximum sampling jitter is </w:t>
+      </w:r>
+      <w:proofErr w:type="spellStart"/>
+      <w:r>
+        <w:rPr>
+          <w:rFonts w:ascii="Times New Roman" w:hAnsi="Times New Roman"/>
+          <w:sz w:val="22"/>
+          <w:szCs w:val="22"/>
+        </w:rPr>
+        <w:t>yyyy</w:t>
+      </w:r>
+      <w:proofErr w:type="spellEnd"/>
+      <w:r>
+        <w:rPr>
+          <w:rFonts w:ascii="Times New Roman" w:hAnsi="Times New Roman"/>
+          <w:sz w:val="22"/>
+          <w:szCs w:val="22"/>
+        </w:rPr>
+        <w:t xml:space="preserve"> </w:t>
+      </w:r>
+      <w:r>
+        <w:rPr>
+          <w:rFonts w:ascii="Times New Roman" w:hAnsi="Times New Roman"/>
+          <w:i/>
+          <w:sz w:val="22"/>
+          <w:szCs w:val="22"/>
+        </w:rPr>
+        <w:t xml:space="preserve">(note to students: replace the </w:t>
+      </w:r>
+      <w:proofErr w:type="spellStart"/>
+      <w:r>
+        <w:rPr>
+          <w:rFonts w:ascii="Times New Roman" w:hAnsi="Times New Roman"/>
+          <w:i/>
+          <w:sz w:val="22"/>
+          <w:szCs w:val="22"/>
+        </w:rPr>
+        <w:t>yyyy</w:t>
+      </w:r>
+      <w:proofErr w:type="spellEnd"/>
+      <w:r>
+        <w:rPr>
+          <w:rFonts w:ascii="Times New Roman" w:hAnsi="Times New Roman"/>
+          <w:i/>
+          <w:sz w:val="22"/>
+          <w:szCs w:val="22"/>
+        </w:rPr>
+        <w:t xml:space="preserve"> with the performance measure of your solution).</w:t>
       </w:r>
       <w:r>
         <w:rPr>
@@ -2447,8 +2705,27 @@
           <w:sz w:val="22"/>
           <w:szCs w:val="22"/>
         </w:rPr>
-        <w:t xml:space="preserve">There must be a C data structure to store the sound waveform or instrument. You are free to design your own format, as long as it uses a formal data structure (i.e., </w:t>
-      </w:r>
+        <w:t xml:space="preserve">There must be a C data structure to store the sound waveform or instrument. You are free to design your own format, </w:t>
+      </w:r>
+      <w:proofErr w:type="gramStart"/>
+      <w:r>
+        <w:rPr>
+          <w:rFonts w:ascii="Times New Roman" w:hAnsi="Times New Roman"/>
+          <w:sz w:val="22"/>
+          <w:szCs w:val="22"/>
+        </w:rPr>
+        <w:t>as long as</w:t>
+      </w:r>
+      <w:proofErr w:type="gramEnd"/>
+      <w:r>
+        <w:rPr>
+          <w:rFonts w:ascii="Times New Roman" w:hAnsi="Times New Roman"/>
+          <w:sz w:val="22"/>
+          <w:szCs w:val="22"/>
+        </w:rPr>
+        <w:t xml:space="preserve"> it uses a formal data structure (i.e., </w:t>
+      </w:r>
+      <w:proofErr w:type="gramStart"/>
       <w:r>
         <w:rPr>
           <w:rFonts w:ascii="Times New Roman" w:hAnsi="Times New Roman"/>
@@ -2458,13 +2735,32 @@
         </w:rPr>
         <w:t>struct</w:t>
       </w:r>
-      <w:r>
-        <w:rPr>
-          <w:rFonts w:ascii="Times New Roman" w:hAnsi="Times New Roman"/>
-          <w:sz w:val="22"/>
-          <w:szCs w:val="22"/>
-        </w:rPr>
-        <w:t>). The generated music must sound beautiful utilizing the SNR of the DAC. Although you only have to implement one instrument, it should be easy to change instruments.</w:t>
+      <w:proofErr w:type="gramEnd"/>
+      <w:r>
+        <w:rPr>
+          <w:rFonts w:ascii="Times New Roman" w:hAnsi="Times New Roman"/>
+          <w:sz w:val="22"/>
+          <w:szCs w:val="22"/>
+        </w:rPr>
+        <w:t xml:space="preserve">). The generated music must sound beautiful utilizing the SNR of the DAC. Although you only </w:t>
+      </w:r>
+      <w:proofErr w:type="gramStart"/>
+      <w:r>
+        <w:rPr>
+          <w:rFonts w:ascii="Times New Roman" w:hAnsi="Times New Roman"/>
+          <w:sz w:val="22"/>
+          <w:szCs w:val="22"/>
+        </w:rPr>
+        <w:t>have to</w:t>
+      </w:r>
+      <w:proofErr w:type="gramEnd"/>
+      <w:r>
+        <w:rPr>
+          <w:rFonts w:ascii="Times New Roman" w:hAnsi="Times New Roman"/>
+          <w:sz w:val="22"/>
+          <w:szCs w:val="22"/>
+        </w:rPr>
+        <w:t xml:space="preserve"> implement one instrument, it should be easy to change instruments.</w:t>
       </w:r>
     </w:p>
     <w:p>
@@ -2562,7 +2858,23 @@
           <w:sz w:val="22"/>
           <w:szCs w:val="22"/>
         </w:rPr>
-        <w:t>A prototype system running on the TM4C123 board and solderless breadboard will be demonstrated. Progress will be judged by the preparation, demonstration</w:t>
+        <w:t xml:space="preserve">A prototype system running on the </w:t>
+      </w:r>
+      <w:r>
+        <w:rPr>
+          <w:rFonts w:ascii="Times New Roman" w:hAnsi="Times New Roman"/>
+          <w:sz w:val="22"/>
+          <w:szCs w:val="22"/>
+        </w:rPr>
+        <w:t xml:space="preserve">MSPM0 </w:t>
+      </w:r>
+      <w:r>
+        <w:rPr>
+          <w:rFonts w:ascii="Times New Roman" w:hAnsi="Times New Roman"/>
+          <w:sz w:val="22"/>
+          <w:szCs w:val="22"/>
+        </w:rPr>
+        <w:t>board and solderless breadboard will be demonstrated. Progress will be judged by the preparation, demonstration</w:t>
       </w:r>
       <w:r>
         <w:rPr>
@@ -2626,15 +2938,88 @@
           <w:sz w:val="22"/>
           <w:szCs w:val="22"/>
         </w:rPr>
-        <w:t xml:space="preserve">The system will be judged by three qualitative measures. First, the software modules must be easy to understand and well-organized. Second, the system must employ abstract data structures to hold the sound and the music. There should be a clear and obvious translation from sheet music to the data structure. Backward jumps in the ISR are not allowed. Waiting for SSI output to complete is an acceptable backwards jump. Third, all software will be judged according to style guidelines. Software must follow the style described in </w:t>
-      </w:r>
-      <w:r>
-        <w:rPr>
-          <w:rFonts w:ascii="Times New Roman" w:hAnsi="Times New Roman"/>
-          <w:sz w:val="22"/>
-          <w:szCs w:val="22"/>
-        </w:rPr>
-        <w:t xml:space="preserve">ebook Section 3.8 or textbook </w:t>
+        <w:t xml:space="preserve">The system will be judged by three qualitative measures. First, the software modules must be easy to understand and well-organized. Second, the system must employ abstract data structures to hold the sound and the music. There should be a clear and obvious translation from sheet music to the data structure. Backward jumps in the ISR are not allowed. </w:t>
+      </w:r>
+      <w:r>
+        <w:rPr>
+          <w:rFonts w:ascii="Times New Roman" w:hAnsi="Times New Roman"/>
+          <w:i/>
+          <w:sz w:val="22"/>
+          <w:szCs w:val="22"/>
+        </w:rPr>
+        <w:t>(note to students</w:t>
+      </w:r>
+      <w:r>
+        <w:rPr>
+          <w:rFonts w:ascii="Times New Roman" w:hAnsi="Times New Roman"/>
+          <w:i/>
+          <w:iCs/>
+          <w:sz w:val="22"/>
+          <w:szCs w:val="22"/>
+        </w:rPr>
+        <w:t xml:space="preserve">: if your SPI output has a busy wait loop, it will </w:t>
+      </w:r>
+      <w:r>
+        <w:rPr>
+          <w:rFonts w:ascii="Times New Roman" w:hAnsi="Times New Roman"/>
+          <w:i/>
+          <w:iCs/>
+          <w:sz w:val="22"/>
+          <w:szCs w:val="22"/>
+        </w:rPr>
+        <w:t xml:space="preserve">never </w:t>
+      </w:r>
+      <w:r>
+        <w:rPr>
+          <w:rFonts w:ascii="Times New Roman" w:hAnsi="Times New Roman"/>
+          <w:i/>
+          <w:iCs/>
+          <w:sz w:val="22"/>
+          <w:szCs w:val="22"/>
+        </w:rPr>
+        <w:t>actually wait</w:t>
+      </w:r>
+      <w:r>
+        <w:rPr>
+          <w:rFonts w:ascii="Times New Roman" w:hAnsi="Times New Roman"/>
+          <w:sz w:val="22"/>
+          <w:szCs w:val="22"/>
+        </w:rPr>
+        <w:t>.</w:t>
+      </w:r>
+      <w:r>
+        <w:rPr>
+          <w:rFonts w:ascii="Times New Roman" w:hAnsi="Times New Roman"/>
+          <w:sz w:val="22"/>
+          <w:szCs w:val="22"/>
+        </w:rPr>
+        <w:t>)</w:t>
+      </w:r>
+      <w:r>
+        <w:rPr>
+          <w:rFonts w:ascii="Times New Roman" w:hAnsi="Times New Roman"/>
+          <w:sz w:val="22"/>
+          <w:szCs w:val="22"/>
+        </w:rPr>
+        <w:t xml:space="preserve"> Third, all software will be judged according to style guidelines. Software must follow the style described in </w:t>
+      </w:r>
+      <w:proofErr w:type="spellStart"/>
+      <w:r>
+        <w:rPr>
+          <w:rFonts w:ascii="Times New Roman" w:hAnsi="Times New Roman"/>
+          <w:sz w:val="22"/>
+          <w:szCs w:val="22"/>
+        </w:rPr>
+        <w:t>ebook</w:t>
+      </w:r>
+      <w:proofErr w:type="spellEnd"/>
+      <w:r>
+        <w:rPr>
+          <w:rFonts w:ascii="Times New Roman" w:hAnsi="Times New Roman"/>
+          <w:sz w:val="22"/>
+          <w:szCs w:val="22"/>
+        </w:rPr>
+        <w:t xml:space="preserve"> Section 3.8 or textbook </w:t>
       </w:r>
       <w:r>
         <w:rPr>
